--- a/submission_ready/longitudinal_tb_dynamics_20260318/05_Cover_Letter.docx
+++ b/submission_ready/longitudinal_tb_dynamics_20260318/05_Cover_Letter.docx
@@ -26,7 +26,7 @@
         <w:rPr>
           <w:b w:val="0"/>
         </w:rPr>
-        <w:t>I am submitting the manuscript titled "Longitudinal reanalysis of a prospective tuberculosis blood RNA-sequencing cohort suggests follow-up dynamics in coordinated host-response programs" for consideration as an original research article.</w:t>
+        <w:t>I am submitting the manuscript titled "Longitudinal blood RNA-sequencing in a prospective tuberculosis cohort reveals dynamic host-response programs during follow-up" for consideration as an original research article.</w:t>
       </w:r>
     </w:p>
     <w:p>
@@ -34,7 +34,7 @@
         <w:rPr>
           <w:b w:val="0"/>
         </w:rPr>
-        <w:t>This work presents a longitudinal reanalysis of a public tuberculosis blood RNA-sequencing cohort after gene-level remapping and subject-level linkage. The study focuses on temporal behavior of prespecified host-response programs rather than deriving another single-cohort classifier, and it keeps all clinical claims bounded by the observed data structure.</w:t>
+        <w:t>This work presents a longitudinal analysis of a prospective tuberculosis blood RNA-sequencing cohort after gene-level remapping and subject-level linkage. The study focuses on temporal behavior of prespecified host-response programs rather than deriving another single-cohort classifier, and it keeps all clinical claims bounded by the observed data structure.</w:t>
       </w:r>
     </w:p>
     <w:p>
